--- a/word_reports/LP_0157_위치_409_Gheorghe Zamfir_Master of.docx
+++ b/word_reports/LP_0157_위치_409_Gheorghe Zamfir_Master of.docx
@@ -4,7 +4,7 @@
   <w:body>
     <w:p>
       <w:pPr>
-        <w:spacing w:after="280"/>
+        <w:spacing w:after="80"/>
       </w:pPr>
       <w:r>
         <w:rPr w:rFonts="맑은 고딕">
@@ -13,94 +13,47 @@
           <w:color w:val="1E3A8A"/>
           <w:sz w:val="30"/>
         </w:rPr>
-        <w:t>[409] Gheorghe Zamfir - Master of the Pan Flute</w:t>
+        <w:t>Gheorghe Zamfir (게오르게 잠피르) - Master of the Pan Flute</w:t>
       </w:r>
     </w:p>
     <w:p>
       <w:pPr>
-        <w:spacing w:after="320"/>
+        <w:spacing w:after="240"/>
       </w:pPr>
       <w:r>
         <w:rPr w:rFonts="맑은 고딕">
           <w:rFonts w:ascii="맑은 고딕" w:hAnsi="맑은 고딕" w:eastAsia="맑은 고딕"/>
           <w:b/>
-          <w:sz w:val="20"/>
+          <w:color w:val="4B5563"/>
+          <w:sz w:val="22"/>
         </w:rPr>
-        <w:t>■ 위치 : 409</w:t>
-        <w:br/>
-      </w:r>
-      <w:r>
-        <w:rPr w:rFonts="맑은 고딕">
-          <w:rFonts w:ascii="맑은 고딕" w:hAnsi="맑은 고딕" w:eastAsia="맑은 고딕"/>
-          <w:b/>
-          <w:sz w:val="20"/>
-        </w:rPr>
-        <w:t>■ 아티스트 : Gheorghe Zamfir</w:t>
-        <w:br/>
-      </w:r>
-      <w:r>
-        <w:rPr w:rFonts="맑은 고딕">
-          <w:rFonts w:ascii="맑은 고딕" w:hAnsi="맑은 고딕" w:eastAsia="맑은 고딕"/>
-          <w:b/>
-          <w:sz w:val="20"/>
-        </w:rPr>
-        <w:t>■ 앨범명 : Master of the Pan Flute</w:t>
-        <w:br/>
-      </w:r>
-      <w:r>
-        <w:rPr w:rFonts="맑은 고딕">
-          <w:rFonts w:ascii="맑은 고딕" w:hAnsi="맑은 고딕" w:eastAsia="맑은 고딕"/>
-          <w:b w:val="0"/>
-          <w:sz w:val="20"/>
-        </w:rPr>
-        <w:t>■ 음반 레이블 : Mercury</w:t>
-        <w:br/>
-      </w:r>
-      <w:r>
-        <w:rPr w:rFonts="맑은 고딕">
-          <w:rFonts w:ascii="맑은 고딕" w:hAnsi="맑은 고딕" w:eastAsia="맑은 고딕"/>
-          <w:b w:val="0"/>
-          <w:sz w:val="20"/>
-        </w:rPr>
-        <w:t>■ 발매년도 : 1980</w:t>
-        <w:br/>
-      </w:r>
-      <w:r>
-        <w:rPr w:rFonts="맑은 고딕">
-          <w:rFonts w:ascii="맑은 고딕" w:hAnsi="맑은 고딕" w:eastAsia="맑은 고딕"/>
-          <w:b w:val="0"/>
-          <w:sz w:val="20"/>
-        </w:rPr>
-        <w:t>■ 장르 : 이지 리스닝 (Easy Listening), 월드 뮤직 (World Music), 크로스오버 (Crossover)</w:t>
-        <w:br/>
-      </w:r>
-      <w:r>
-        <w:rPr w:rFonts="맑은 고딕">
-          <w:rFonts w:ascii="맑은 고딕" w:hAnsi="맑은 고딕" w:eastAsia="맑은 고딕"/>
-          <w:b w:val="0"/>
-          <w:sz w:val="20"/>
-        </w:rPr>
-        <w:t>■ 주요 수록곡 : - The Lonely Shepherd (외로운 양치기)</w:t>
-        <w:br/>
+        <w:t>위치 :  409</w:t>
       </w:r>
     </w:p>
     <w:p>
       <w:pPr>
-        <w:spacing w:after="160"/>
+        <w:spacing w:line="324" w:lineRule="auto" w:before="80" w:after="160"/>
       </w:pPr>
       <w:r>
         <w:rPr w:rFonts="맑은 고딕">
           <w:rFonts w:ascii="맑은 고딕" w:hAnsi="맑은 고딕" w:eastAsia="맑은 고딕"/>
           <w:b/>
           <w:color w:val="1F2937"/>
-          <w:sz w:val="24"/>
+          <w:sz w:val="22"/>
         </w:rPr>
-        <w:t>■ 음반 해설 및 감상 가이드</w:t>
+        <w:t xml:space="preserve">[음반 소개] </w:t>
+      </w:r>
+      <w:r>
+        <w:rPr w:rFonts="맑은 고딕">
+          <w:rFonts w:ascii="맑은 고딕" w:hAnsi="맑은 고딕" w:eastAsia="맑은 고딕"/>
+          <w:b w:val="0"/>
+          <w:sz w:val="21"/>
+        </w:rPr>
       </w:r>
     </w:p>
     <w:p>
       <w:pPr>
-        <w:spacing w:line="312" w:lineRule="auto" w:after="120"/>
+        <w:spacing w:line="324" w:lineRule="auto" w:after="120"/>
       </w:pPr>
       <w:r>
         <w:rPr w:rFonts="맑은 고딕">
@@ -108,51 +61,516 @@
           <w:b w:val="0"/>
           <w:sz w:val="21"/>
         </w:rPr>
-        <w:t>'팬플룻의 제왕'으로 불리는 루마니아 출신의 연주자 게오르그 잠피르(Gheorghe Zamfir)는 동유럽의 전통 민속 악기에 불과했던 팬플룻(Nai)을 세계 클래식 및 이지 리스닝 무대의 중심부로 끌어올린 위대한 거장입니다. 음반 《Master of the Pan Flute》는 그의 비르투오소적 연주 테크닉과 깊은 서정성이 결정체로 맺힌 대표작으로, 1980년대 발매 당시 팬플룻이라는 악기가 가진 독특한 음색과 미학을 전 세계 대중에게 각인시키는 데 결정적인 역할을 했습니다.</w:t>
+        <w:t>원초적인 대지의 숨결을 가장 우아한 예술의 경지로 승화시킨 루마니아의 거장 게오르게 잠피르의 정수가 오롯이 담긴 명반입니다. 민속 악기의 테두리에 머물던 팬플루트를 세계 클래식과 크로스오버 무대의 주역으로 당당히 세워 올리며, 바람이 빚어내는 가장 순수한 슬픔과 찬란한 서정을 들려줍니다. 대나무 관을 스치는 그의 호흡 하나하나는 듣는 이의 메마른 영혼을 어루만지듯 깊은 울림을 선사하며 시대를 초월한 낭만을 직조해 냅니다. 이 앨범은 자연의 소박한 숨결이 어떻게 인간 내면의 가장 숭고한 서정시로 변모하는가를 완벽히 입증한 불멸의 음향적 기록입니다.</w:t>
       </w:r>
     </w:p>
     <w:p>
       <w:pPr>
-        <w:spacing w:line="312" w:lineRule="auto" w:after="120"/>
+        <w:spacing w:line="324" w:lineRule="auto" w:before="200" w:after="80"/>
       </w:pPr>
+      <w:r>
+        <w:rPr w:rFonts="맑은 고딕">
+          <w:rFonts w:ascii="맑은 고딕" w:hAnsi="맑은 고딕" w:eastAsia="맑은 고딕"/>
+          <w:b/>
+          <w:color w:val="1E3A8A"/>
+          <w:sz w:val="24"/>
+        </w:rPr>
+        <w:t>1. 음반 데이터</w:t>
+      </w:r>
+    </w:p>
+    <w:p>
+      <w:pPr>
+        <w:spacing w:line="324" w:lineRule="auto" w:after="80"/>
+      </w:pPr>
+      <w:r>
+        <w:rPr w:rFonts="맑은 고딕">
+          <w:rFonts w:ascii="맑은 고딕" w:hAnsi="맑은 고딕" w:eastAsia="맑은 고딕"/>
+          <w:b w:val="0"/>
+          <w:color w:val="6B7280"/>
+          <w:sz w:val="21"/>
+        </w:rPr>
+        <w:t xml:space="preserve">· </w:t>
+      </w:r>
+      <w:r>
+        <w:rPr w:rFonts="맑은 고딕">
+          <w:rFonts w:ascii="맑은 고딕" w:hAnsi="맑은 고딕" w:eastAsia="맑은 고딕"/>
+          <w:b/>
+          <w:color w:val="1F2937"/>
+          <w:sz w:val="21"/>
+        </w:rPr>
+        <w:t xml:space="preserve">앨범명: </w:t>
+      </w:r>
       <w:r>
         <w:rPr w:rFonts="맑은 고딕">
           <w:rFonts w:ascii="맑은 고딕" w:hAnsi="맑은 고딕" w:eastAsia="맑은 고딕"/>
           <w:b w:val="0"/>
           <w:sz w:val="21"/>
         </w:rPr>
-        <w:t>음악적으로 이 앨범은 루마니아 전통 음악의 고독한 한(恨)을 담은 '도이나(Doina)'의 정서부터 영화 음악, 클래식 명곡, 팝 스탠더드에 이르기까지 폭넓은 레퍼토리를 다루고 있습니다. 잠피르는 특유의 정교한 입술 컨트롤과 완벽한 호흡 조절, 그리고 아련한 바이브레이션을 활용해 바람 소리를 닮은 팬플룻의 울림을 극대화합니다. 고음역에서 뿜어져 나오는 청아하고 맑은 선율과 저음역의 묵직한 아날로그적 울림은 완벽한 조화를 이루며 리스너의 감성을 깊게 자극합니다.</w:t>
+        <w:t>Master of the Pan Flute</w:t>
       </w:r>
     </w:p>
     <w:p>
       <w:pPr>
-        <w:spacing w:line="312" w:lineRule="auto" w:after="120"/>
+        <w:spacing w:line="324" w:lineRule="auto" w:after="80"/>
       </w:pPr>
+      <w:r>
+        <w:rPr w:rFonts="맑은 고딕">
+          <w:rFonts w:ascii="맑은 고딕" w:hAnsi="맑은 고딕" w:eastAsia="맑은 고딕"/>
+          <w:b w:val="0"/>
+          <w:color w:val="6B7280"/>
+          <w:sz w:val="21"/>
+        </w:rPr>
+        <w:t xml:space="preserve">· </w:t>
+      </w:r>
+      <w:r>
+        <w:rPr w:rFonts="맑은 고딕">
+          <w:rFonts w:ascii="맑은 고딕" w:hAnsi="맑은 고딕" w:eastAsia="맑은 고딕"/>
+          <w:b/>
+          <w:color w:val="1F2937"/>
+          <w:sz w:val="21"/>
+        </w:rPr>
+        <w:t xml:space="preserve">아티스트: </w:t>
+      </w:r>
       <w:r>
         <w:rPr w:rFonts="맑은 고딕">
           <w:rFonts w:ascii="맑은 고딕" w:hAnsi="맑은 고딕" w:eastAsia="맑은 고딕"/>
           <w:b w:val="0"/>
           <w:sz w:val="21"/>
         </w:rPr>
-        <w:t>앨범을 관통하는 최고의 하이라이트는 제임스 라스트가 작곡하고 잠피르의 연주로 완성된 'The Lonely Shepherd(외로운 양치기)'입니다. 애수 어린 멜로디와 광활한 대지를 떠도는 듯한 팬플룻의 음색은 시공간을 초월하는 깊은 향수를 불러일으킵니다. 이어지는 슈베르트의 'Ave Maria'와 영화 테마곡 'Summer of '42' 등은 잠피르의 손끝을 거치며 숭고함과 서정성을 동시에 획득합니다. 특히 LP 엘피반 특유의 따뜻하고 풍부한 질감은 연주자의 미세한 숨결과 잔향까지 생생하게 전달하여 아날로그 감상의 미학을 제대로 느끼게 해줍니다.</w:t>
+        <w:t>Gheorghe Zamfir (게오르게 잠피르)</w:t>
       </w:r>
     </w:p>
     <w:p>
       <w:pPr>
-        <w:spacing w:line="312" w:lineRule="auto" w:after="120"/>
+        <w:spacing w:line="324" w:lineRule="auto" w:after="80"/>
       </w:pPr>
+      <w:r>
+        <w:rPr w:rFonts="맑은 고딕">
+          <w:rFonts w:ascii="맑은 고딕" w:hAnsi="맑은 고딕" w:eastAsia="맑은 고딕"/>
+          <w:b w:val="0"/>
+          <w:color w:val="6B7280"/>
+          <w:sz w:val="21"/>
+        </w:rPr>
+        <w:t xml:space="preserve">· </w:t>
+      </w:r>
+      <w:r>
+        <w:rPr w:rFonts="맑은 고딕">
+          <w:rFonts w:ascii="맑은 고딕" w:hAnsi="맑은 고딕" w:eastAsia="맑은 고딕"/>
+          <w:b/>
+          <w:color w:val="1F2937"/>
+          <w:sz w:val="21"/>
+        </w:rPr>
+        <w:t xml:space="preserve">발매 정보: </w:t>
+      </w:r>
       <w:r>
         <w:rPr w:rFonts="맑은 고딕">
           <w:rFonts w:ascii="맑은 고딕" w:hAnsi="맑은 고딕" w:eastAsia="맑은 고딕"/>
           <w:b w:val="0"/>
           <w:sz w:val="21"/>
         </w:rPr>
-        <w:t>《Master of the Pan Flute》는 단순한 악기 연주집의 범주를 넘어, 바쁜 현대인들의 지친 영혼에 고요한 안식과 힐링을 선사하는 음향의 안식처입니다. 시대를 뛰어넘는 고전적 아우라와 정갈한 서정성을 품은 이 음반은, 음악 애호가라면 반드시 LP 컬렉션에 소장해야 할 명반이자 이지 리스닝 역사에 길이 남을 유산입니다.</w:t>
+        <w:t>1970~80년대 잠피르가 세계적인 명성을 떨치던 전성기에 필립스(Philips) 등 메이저 레이블을 통해 전 세계 음악 애호가들에게 팬플루트의 무한한 매력을 각인시키기 위해 기획·발매된 정규 앨범 및 기념비적 선집입니다.</w:t>
+      </w:r>
+    </w:p>
+    <w:p>
+      <w:pPr>
+        <w:spacing w:line="324" w:lineRule="auto" w:after="80"/>
+      </w:pPr>
+      <w:r>
+        <w:rPr w:rFonts="맑은 고딕">
+          <w:rFonts w:ascii="맑은 고딕" w:hAnsi="맑은 고딕" w:eastAsia="맑은 고딕"/>
+          <w:b w:val="0"/>
+          <w:color w:val="6B7280"/>
+          <w:sz w:val="21"/>
+        </w:rPr>
+        <w:t xml:space="preserve">· </w:t>
+      </w:r>
+      <w:r>
+        <w:rPr w:rFonts="맑은 고딕">
+          <w:rFonts w:ascii="맑은 고딕" w:hAnsi="맑은 고딕" w:eastAsia="맑은 고딕"/>
+          <w:b/>
+          <w:color w:val="1F2937"/>
+          <w:sz w:val="21"/>
+        </w:rPr>
+        <w:t xml:space="preserve">LP 인기도(판매량): </w:t>
+      </w:r>
+      <w:r>
+        <w:rPr w:rFonts="맑은 고딕">
+          <w:rFonts w:ascii="맑은 고딕" w:hAnsi="맑은 고딕" w:eastAsia="맑은 고딕"/>
+          <w:b w:val="0"/>
+          <w:sz w:val="21"/>
+        </w:rPr>
+        <w:t>발매 직후 유럽 및 북미, 아시아 전역의 크로스오버 및 이지리스닝 차트 상위권을 장악하였으며, 전 세계 통산 수천만 장 이상의 경이적인 음반 판매고를 견인하는 데 결정적인 기여를 한 스테디셀러입니다.</w:t>
+      </w:r>
+    </w:p>
+    <w:p>
+      <w:pPr>
+        <w:spacing w:line="324" w:lineRule="auto" w:after="80"/>
+      </w:pPr>
+      <w:r>
+        <w:rPr w:rFonts="맑은 고딕">
+          <w:rFonts w:ascii="맑은 고딕" w:hAnsi="맑은 고딕" w:eastAsia="맑은 고딕"/>
+          <w:b w:val="0"/>
+          <w:color w:val="6B7280"/>
+          <w:sz w:val="21"/>
+        </w:rPr>
+        <w:t xml:space="preserve">· </w:t>
+      </w:r>
+      <w:r>
+        <w:rPr w:rFonts="맑은 고딕">
+          <w:rFonts w:ascii="맑은 고딕" w:hAnsi="맑은 고딕" w:eastAsia="맑은 고딕"/>
+          <w:b/>
+          <w:color w:val="1F2937"/>
+          <w:sz w:val="21"/>
+        </w:rPr>
+        <w:t xml:space="preserve">각종 수상경력: </w:t>
+      </w:r>
+      <w:r>
+        <w:rPr w:rFonts="맑은 고딕">
+          <w:rFonts w:ascii="맑은 고딕" w:hAnsi="맑은 고딕" w:eastAsia="맑은 고딕"/>
+          <w:b w:val="0"/>
+          <w:sz w:val="21"/>
+        </w:rPr>
+        <w:t>전 세계 120여 개 이상의 골드 및 플래티넘 레코드를 획득한 잠피르의 명성을 공고히 하였으며, 프랑스 디스크 그랑프리(Grand Prix du Disque)를 비롯한 다수의 권위 있는 음반상을 수상하며 예술성과 대중성을 동시에 공인받았습니다.</w:t>
+      </w:r>
+    </w:p>
+    <w:p>
+      <w:pPr>
+        <w:spacing w:line="324" w:lineRule="auto" w:before="200" w:after="80"/>
+      </w:pPr>
+      <w:r>
+        <w:rPr w:rFonts="맑은 고딕">
+          <w:rFonts w:ascii="맑은 고딕" w:hAnsi="맑은 고딕" w:eastAsia="맑은 고딕"/>
+          <w:b/>
+          <w:color w:val="1E3A8A"/>
+          <w:sz w:val="24"/>
+        </w:rPr>
+        <w:t>2. 아티스트 정보</w:t>
+      </w:r>
+    </w:p>
+    <w:p>
+      <w:pPr>
+        <w:spacing w:line="324" w:lineRule="auto" w:after="80"/>
+      </w:pPr>
+      <w:r>
+        <w:rPr w:rFonts="맑은 고딕">
+          <w:rFonts w:ascii="맑은 고딕" w:hAnsi="맑은 고딕" w:eastAsia="맑은 고딕"/>
+          <w:b w:val="0"/>
+          <w:color w:val="6B7280"/>
+          <w:sz w:val="21"/>
+        </w:rPr>
+        <w:t xml:space="preserve">· </w:t>
+      </w:r>
+      <w:r>
+        <w:rPr w:rFonts="맑은 고딕">
+          <w:rFonts w:ascii="맑은 고딕" w:hAnsi="맑은 고딕" w:eastAsia="맑은 고딕"/>
+          <w:b/>
+          <w:color w:val="1F2937"/>
+          <w:sz w:val="21"/>
+        </w:rPr>
+        <w:t xml:space="preserve">국적: </w:t>
+      </w:r>
+      <w:r>
+        <w:rPr w:rFonts="맑은 고딕">
+          <w:rFonts w:ascii="맑은 고딕" w:hAnsi="맑은 고딕" w:eastAsia="맑은 고딕"/>
+          <w:b w:val="0"/>
+          <w:sz w:val="21"/>
+        </w:rPr>
+        <w:t>루마니아 (Romania)</w:t>
+      </w:r>
+    </w:p>
+    <w:p>
+      <w:pPr>
+        <w:spacing w:line="324" w:lineRule="auto" w:after="80"/>
+      </w:pPr>
+      <w:r>
+        <w:rPr w:rFonts="맑은 고딕">
+          <w:rFonts w:ascii="맑은 고딕" w:hAnsi="맑은 고딕" w:eastAsia="맑은 고딕"/>
+          <w:b w:val="0"/>
+          <w:color w:val="6B7280"/>
+          <w:sz w:val="21"/>
+        </w:rPr>
+        <w:t xml:space="preserve">· </w:t>
+      </w:r>
+      <w:r>
+        <w:rPr w:rFonts="맑은 고딕">
+          <w:rFonts w:ascii="맑은 고딕" w:hAnsi="맑은 고딕" w:eastAsia="맑은 고딕"/>
+          <w:b/>
+          <w:color w:val="1F2937"/>
+          <w:sz w:val="21"/>
+        </w:rPr>
+        <w:t xml:space="preserve">생몰년도: </w:t>
+      </w:r>
+      <w:r>
+        <w:rPr w:rFonts="맑은 고딕">
+          <w:rFonts w:ascii="맑은 고딕" w:hAnsi="맑은 고딕" w:eastAsia="맑은 고딕"/>
+          <w:b w:val="0"/>
+          <w:sz w:val="21"/>
+        </w:rPr>
+        <w:t>1941년 4월 6일 ~ 현재</w:t>
+      </w:r>
+    </w:p>
+    <w:p>
+      <w:pPr>
+        <w:spacing w:line="324" w:lineRule="auto" w:after="80"/>
+      </w:pPr>
+      <w:r>
+        <w:rPr w:rFonts="맑은 고딕">
+          <w:rFonts w:ascii="맑은 고딕" w:hAnsi="맑은 고딕" w:eastAsia="맑은 고딕"/>
+          <w:b w:val="0"/>
+          <w:color w:val="6B7280"/>
+          <w:sz w:val="21"/>
+        </w:rPr>
+        <w:t xml:space="preserve">· </w:t>
+      </w:r>
+      <w:r>
+        <w:rPr w:rFonts="맑은 고딕">
+          <w:rFonts w:ascii="맑은 고딕" w:hAnsi="맑은 고딕" w:eastAsia="맑은 고딕"/>
+          <w:b/>
+          <w:color w:val="1F2937"/>
+          <w:sz w:val="21"/>
+        </w:rPr>
+        <w:t xml:space="preserve">그룹 소속: </w:t>
+      </w:r>
+      <w:r>
+        <w:rPr w:rFonts="맑은 고딕">
+          <w:rFonts w:ascii="맑은 고딕" w:hAnsi="맑은 고딕" w:eastAsia="맑은 고딕"/>
+          <w:b w:val="0"/>
+          <w:sz w:val="21"/>
+        </w:rPr>
+        <w:t>솔로 (오케스트라 및 다양한 실내악단과 협연)</w:t>
+      </w:r>
+    </w:p>
+    <w:p>
+      <w:pPr>
+        <w:spacing w:line="324" w:lineRule="auto" w:after="80"/>
+      </w:pPr>
+      <w:r>
+        <w:rPr w:rFonts="맑은 고딕">
+          <w:rFonts w:ascii="맑은 고딕" w:hAnsi="맑은 고딕" w:eastAsia="맑은 고딕"/>
+          <w:b w:val="0"/>
+          <w:color w:val="6B7280"/>
+          <w:sz w:val="21"/>
+        </w:rPr>
+        <w:t xml:space="preserve">· </w:t>
+      </w:r>
+      <w:r>
+        <w:rPr w:rFonts="맑은 고딕">
+          <w:rFonts w:ascii="맑은 고딕" w:hAnsi="맑은 고딕" w:eastAsia="맑은 고딕"/>
+          <w:b/>
+          <w:color w:val="1F2937"/>
+          <w:sz w:val="21"/>
+        </w:rPr>
+        <w:t xml:space="preserve">아티스트 소개: </w:t>
+      </w:r>
+      <w:r>
+        <w:rPr w:rFonts="맑은 고딕">
+          <w:rFonts w:ascii="맑은 고딕" w:hAnsi="맑은 고딕" w:eastAsia="맑은 고딕"/>
+          <w:b w:val="0"/>
+          <w:sz w:val="21"/>
+        </w:rPr>
+        <w:t>게오르게 잠피르는 전통 악기인 나이(Nai, 팬플루트)의 관 개수를 늘려 반음계 연주를 가능케 함으로써 민속 음악의 한계를 넘어 클래식과 팝, 영화음악을 아우르는 독보적인 음악 세계를 개척한 독보적 거장입니다. 대나무 관 속에 불어넣는 그의 유려한 비브라토와 처연한 음색은 현대 음악사에서 팬플루트라는 악기 자체와 동의어로 통용될 만큼 압도적인 위상을 지니고 있습니다.</w:t>
+      </w:r>
+    </w:p>
+    <w:p>
+      <w:pPr>
+        <w:spacing w:line="324" w:lineRule="auto" w:before="200" w:after="80"/>
+      </w:pPr>
+      <w:r>
+        <w:rPr w:rFonts="맑은 고딕">
+          <w:rFonts w:ascii="맑은 고딕" w:hAnsi="맑은 고딕" w:eastAsia="맑은 고딕"/>
+          <w:b/>
+          <w:color w:val="1E3A8A"/>
+          <w:sz w:val="24"/>
+        </w:rPr>
+        <w:t>3. 음반 상세 분석</w:t>
+      </w:r>
+    </w:p>
+    <w:p>
+      <w:pPr>
+        <w:spacing w:line="324" w:lineRule="auto" w:after="80"/>
+      </w:pPr>
+      <w:r>
+        <w:rPr w:rFonts="맑은 고딕">
+          <w:rFonts w:ascii="맑은 고딕" w:hAnsi="맑은 고딕" w:eastAsia="맑은 고딕"/>
+          <w:b w:val="0"/>
+          <w:color w:val="6B7280"/>
+          <w:sz w:val="21"/>
+        </w:rPr>
+        <w:t xml:space="preserve">· </w:t>
+      </w:r>
+      <w:r>
+        <w:rPr w:rFonts="맑은 고딕">
+          <w:rFonts w:ascii="맑은 고딕" w:hAnsi="맑은 고딕" w:eastAsia="맑은 고딕"/>
+          <w:b/>
+          <w:color w:val="1F2937"/>
+          <w:sz w:val="21"/>
+        </w:rPr>
+        <w:t xml:space="preserve">역사적 위치: </w:t>
+      </w:r>
+      <w:r>
+        <w:rPr w:rFonts="맑은 고딕">
+          <w:rFonts w:ascii="맑은 고딕" w:hAnsi="맑은 고딕" w:eastAsia="맑은 고딕"/>
+          <w:b w:val="0"/>
+          <w:sz w:val="21"/>
+        </w:rPr>
+        <w:t>본 앨범은 서양 고전음악의 형식미와 동유럽의 짙은 애수가 깃든 포크 감성이 가장 완벽한 조화를 이룬 크로스오버 역사의 기념비적 이정표입니다. 잠피르 이전까지는 변방의 소리로 여겨졌던 팬플루트를 오케스트라의 장엄한 현악과 완벽히 융합시킴으로써, 기악 연주 음반이 도달할 수 있는 가장 서정적인 완성도를 증명해 냈습니다.</w:t>
+      </w:r>
+    </w:p>
+    <w:p>
+      <w:pPr>
+        <w:spacing w:line="324" w:lineRule="auto" w:after="80"/>
+      </w:pPr>
+      <w:r>
+        <w:rPr w:rFonts="맑은 고딕">
+          <w:rFonts w:ascii="맑은 고딕" w:hAnsi="맑은 고딕" w:eastAsia="맑은 고딕"/>
+          <w:b w:val="0"/>
+          <w:color w:val="6B7280"/>
+          <w:sz w:val="21"/>
+        </w:rPr>
+        <w:t xml:space="preserve">· </w:t>
+      </w:r>
+      <w:r>
+        <w:rPr w:rFonts="맑은 고딕">
+          <w:rFonts w:ascii="맑은 고딕" w:hAnsi="맑은 고딕" w:eastAsia="맑은 고딕"/>
+          <w:b/>
+          <w:color w:val="1F2937"/>
+          <w:sz w:val="21"/>
+        </w:rPr>
+        <w:t xml:space="preserve">시대의 흔적(스토리텔링): </w:t>
+      </w:r>
+      <w:r>
+        <w:rPr w:rFonts="맑은 고딕">
+          <w:rFonts w:ascii="맑은 고딕" w:hAnsi="맑은 고딕" w:eastAsia="맑은 고딕"/>
+          <w:b w:val="0"/>
+          <w:sz w:val="21"/>
+        </w:rPr>
+        <w:t>1970~80년대 격동과 산업화의 회색빛 일상을 살아가던 당시 청춘들에게 잠피르의 팬플루트 선율은 지친 심신을 누이는 절대적인 안식처였습니다. 라디오 심야 방송 시그널과 영화, 브라운관을 타고 흘러나오던 그의 처연하면서도 따뜻한 소리는, 국경과 이념을 넘어 고향을 잃어버린 현대인들의 향수를 달래주는 낭만적 피난처이자 서정의 공기 그 자체였습니다.</w:t>
+      </w:r>
+    </w:p>
+    <w:p>
+      <w:pPr>
+        <w:spacing w:line="324" w:lineRule="auto" w:before="200" w:after="80"/>
+      </w:pPr>
+      <w:r>
+        <w:rPr w:rFonts="맑은 고딕">
+          <w:rFonts w:ascii="맑은 고딕" w:hAnsi="맑은 고딕" w:eastAsia="맑은 고딕"/>
+          <w:b/>
+          <w:color w:val="1E3A8A"/>
+          <w:sz w:val="24"/>
+        </w:rPr>
+        <w:t>4. 주요 수록곡 및 감상 제언</w:t>
+      </w:r>
+    </w:p>
+    <w:p>
+      <w:pPr>
+        <w:spacing w:line="324" w:lineRule="auto" w:after="80"/>
+      </w:pPr>
+      <w:r>
+        <w:rPr w:rFonts="맑은 고딕">
+          <w:rFonts w:ascii="맑은 고딕" w:hAnsi="맑은 고딕" w:eastAsia="맑은 고딕"/>
+          <w:b w:val="0"/>
+          <w:color w:val="6B7280"/>
+          <w:sz w:val="21"/>
+        </w:rPr>
+        <w:t xml:space="preserve">· </w:t>
+      </w:r>
+      <w:r>
+        <w:rPr w:rFonts="맑은 고딕">
+          <w:rFonts w:ascii="맑은 고딕" w:hAnsi="맑은 고딕" w:eastAsia="맑은 고딕"/>
+          <w:b/>
+          <w:color w:val="1F2937"/>
+          <w:sz w:val="21"/>
+        </w:rPr>
+        <w:t xml:space="preserve">주요 수록곡 특징: </w:t>
+      </w:r>
+      <w:r>
+        <w:rPr w:rFonts="맑은 고딕">
+          <w:rFonts w:ascii="맑은 고딕" w:hAnsi="맑은 고딕" w:eastAsia="맑은 고딕"/>
+          <w:b w:val="0"/>
+          <w:sz w:val="21"/>
+        </w:rPr>
+        <w:t>동유럽의 깊은 애환과 전원의 평온함을 노래하는 루마니아 전통 민요 편곡 곡들을 비롯해, 한 줄기 햇살처럼 찬란하게 부서지는 서정적인 소품들이 유려하게 펼쳐집니다. 공기를 머금은 듯 여리고 섬세하게 시작되어 가슴을 저미는 장엄한 클라이맥스로 치닫는 잠피르 특유의 다이내믹과 목가적인 멜로디 라인은 전 트랙에 걸쳐 감동의 긴 여운을 남깁니다.</w:t>
+      </w:r>
+    </w:p>
+    <w:p>
+      <w:pPr>
+        <w:spacing w:line="324" w:lineRule="auto" w:after="80"/>
+      </w:pPr>
+      <w:r>
+        <w:rPr w:rFonts="맑은 고딕">
+          <w:rFonts w:ascii="맑은 고딕" w:hAnsi="맑은 고딕" w:eastAsia="맑은 고딕"/>
+          <w:b w:val="0"/>
+          <w:color w:val="6B7280"/>
+          <w:sz w:val="21"/>
+        </w:rPr>
+        <w:t xml:space="preserve">· </w:t>
+      </w:r>
+      <w:r>
+        <w:rPr w:rFonts="맑은 고딕">
+          <w:rFonts w:ascii="맑은 고딕" w:hAnsi="맑은 고딕" w:eastAsia="맑은 고딕"/>
+          <w:b/>
+          <w:color w:val="1F2937"/>
+          <w:sz w:val="21"/>
+        </w:rPr>
+        <w:t xml:space="preserve">빈티지 감상 제언: </w:t>
+      </w:r>
+      <w:r>
+        <w:rPr w:rFonts="맑은 고딕">
+          <w:rFonts w:ascii="맑은 고딕" w:hAnsi="맑은 고딕" w:eastAsia="맑은 고딕"/>
+          <w:b w:val="0"/>
+          <w:sz w:val="21"/>
+        </w:rPr>
+        <w:t>디지털 음원에서는 자칫 거칠게 깎여 나가기 쉬운 취구의 미세한 마찰음과 숨소리가 LP 특유의 두툼하고 따스한 아날로그 질감 속에서 생생한 온기로 되살아납니다. 진공관 앰프의 부드러운 배음과 포노 카트리지가 긁어내는 섬세한 결을 통해 감상할 때, 마치 리스닝 룸 가득 고요한 숲속의 안개가 밀려들고 연주자의 숨결이 눈앞에서 피어오르는 듯한 황홀한 현장감을 만끽할 수 있습니다.</w:t>
+      </w:r>
+    </w:p>
+    <w:p>
+      <w:pPr>
+        <w:spacing w:line="324" w:lineRule="auto" w:after="80"/>
+      </w:pPr>
+      <w:r>
+        <w:rPr w:rFonts="맑은 고딕">
+          <w:rFonts w:ascii="맑은 고딕" w:hAnsi="맑은 고딕" w:eastAsia="맑은 고딕"/>
+          <w:b w:val="0"/>
+          <w:color w:val="6B7280"/>
+          <w:sz w:val="21"/>
+        </w:rPr>
+        <w:t xml:space="preserve">· </w:t>
+      </w:r>
+      <w:r>
+        <w:rPr w:rFonts="맑은 고딕">
+          <w:rFonts w:ascii="맑은 고딕" w:hAnsi="맑은 고딕" w:eastAsia="맑은 고딕"/>
+          <w:b/>
+          <w:color w:val="1F2937"/>
+          <w:sz w:val="21"/>
+        </w:rPr>
+        <w:t xml:space="preserve">소장 가치: </w:t>
+      </w:r>
+      <w:r>
+        <w:rPr w:rFonts="맑은 고딕">
+          <w:rFonts w:ascii="맑은 고딕" w:hAnsi="맑은 고딕" w:eastAsia="맑은 고딕"/>
+          <w:b w:val="0"/>
+          <w:sz w:val="21"/>
+        </w:rPr>
+        <w:t>'팬플루트의 제왕'이라는 칭호가 결코 과장이 아님을 증명하는 이 음반은, 아날로그 기악 연주의 황금기를 소장하고자 하는 클래식 및 팝 애호가 모두에게 필수적인 명반입니다. 턴테이블 바늘 끝에서 피어나는 원초적 바람의 노래는 세월이 흘러도 변치 않는 영원한 울림을 선사하며, 컬렉터의 LP 선반 한구석을 가장 기품 있게 빛내줄 것입니다.</w:t>
+      </w:r>
+    </w:p>
+    <w:p>
+      <w:pPr>
+        <w:spacing w:line="324" w:lineRule="auto" w:after="120" w:before="160"/>
+      </w:pPr>
+      <w:r>
+        <w:rPr w:rFonts="맑은 고딕">
+          <w:rFonts w:ascii="맑은 고딕" w:hAnsi="맑은 고딕" w:eastAsia="맑은 고딕"/>
+          <w:b/>
+          <w:color w:val="4338CA"/>
+          <w:sz w:val="21"/>
+        </w:rPr>
+        <w:t>이 음반을 통해 대나무 관을 타고 흐르는 바람의 숨결이 영혼 깊은 곳으로 전해주는 감동을 다시 한번 경험해 보시는 것은 어떨까요?</w:t>
       </w:r>
     </w:p>
     <w:sectPr>
       <w:pgSz w:w="12240" w:h="15840"/>
-      <w:pgMar w:top="1440" w:right="1440" w:bottom="1440" w:left="1440" w:header="720" w:footer="720" w:gutter="0"/>
+      <w:pgMar w:top="1152" w:right="1296" w:bottom="1152" w:left="1296" w:header="720" w:footer="720" w:gutter="0"/>
       <w:cols w:space="720"/>
       <w:docGrid w:linePitch="360"/>
     </w:sectPr>

--- a/word_reports/LP_0157_위치_409_Gheorghe Zamfir_Master of.docx
+++ b/word_reports/LP_0157_위치_409_Gheorghe Zamfir_Master of.docx
@@ -32,7 +32,7 @@
     </w:p>
     <w:p>
       <w:pPr>
-        <w:spacing w:line="324" w:lineRule="auto" w:before="80" w:after="160"/>
+        <w:spacing w:line="324" w:lineRule="auto" w:before="80" w:after="120"/>
       </w:pPr>
       <w:r>
         <w:rPr w:rFonts="맑은 고딕">
@@ -42,13 +42,6 @@
           <w:sz w:val="22"/>
         </w:rPr>
         <w:t xml:space="preserve">[음반 소개] </w:t>
-      </w:r>
-      <w:r>
-        <w:rPr w:rFonts="맑은 고딕">
-          <w:rFonts w:ascii="맑은 고딕" w:hAnsi="맑은 고딕" w:eastAsia="맑은 고딕"/>
-          <w:b w:val="0"/>
-          <w:sz w:val="21"/>
-        </w:rPr>
       </w:r>
     </w:p>
     <w:p>
@@ -61,7 +54,33 @@
           <w:b w:val="0"/>
           <w:sz w:val="21"/>
         </w:rPr>
-        <w:t>원초적인 대지의 숨결을 가장 우아한 예술의 경지로 승화시킨 루마니아의 거장 게오르게 잠피르의 정수가 오롯이 담긴 명반입니다. 민속 악기의 테두리에 머물던 팬플루트를 세계 클래식과 크로스오버 무대의 주역으로 당당히 세워 올리며, 바람이 빚어내는 가장 순수한 슬픔과 찬란한 서정을 들려줍니다. 대나무 관을 스치는 그의 호흡 하나하나는 듣는 이의 메마른 영혼을 어루만지듯 깊은 울림을 선사하며 시대를 초월한 낭만을 직조해 냅니다. 이 앨범은 자연의 소박한 숨결이 어떻게 인간 내면의 가장 숭고한 서정시로 변모하는가를 완벽히 입증한 불멸의 음향적 기록입니다.</w:t>
+        <w:t>갈대 줄기를 엮어 만든 소박한 관악기 하나로 전 세계인의 심금을 울린 음악가가 있습니다. 루마니아의 대자연과 유구한 민속 정서를 품은 '팬플루트(Nai)'를 고독한 민속 악기의 테두리에서 건져내어 세계 음악사의 찬란한 무대 위로 끌어올린 거장, 게오르게 잠피르(Gheorghe Zamfir)입니다. 앨범 [Master of the Pan Flute]는 그의 이름 앞에 왜 영원히 '팬플루트의 거장(Master)'이라는 수식어가 헌정될 수밖에 없는지를 명징하게 증명하는 기념비적인 작품입니다. 바람이 빚어낸 듯한 악기의 숨결에 인간의 가장 깊숙한 슬픔과 환희를 투영해 낸 이 음반은, 이국적인 민속 선율과 우아한 클래식 편곡, 그리고 대중적인 서정미가 가장 완벽한 균형을 이루며 유려하게 직조되어 있습니다.</w:t>
+      </w:r>
+    </w:p>
+    <w:p>
+      <w:pPr>
+        <w:spacing w:line="324" w:lineRule="auto" w:after="120"/>
+      </w:pPr>
+      <w:r>
+        <w:rPr w:rFonts="맑은 고딕">
+          <w:rFonts w:ascii="맑은 고딕" w:hAnsi="맑은 고딕" w:eastAsia="맑은 고딕"/>
+          <w:b w:val="0"/>
+          <w:sz w:val="21"/>
+        </w:rPr>
+        <w:t>본작은 잠피르가 유럽을 넘어 전 세계적인 크로스오버 열풍을 주도하던 전성기 시절의 음악적 기량을 집대성한 음반으로 평가받습니다. 전통적인 20관 팬플루트의 한계를 넘어 22관, 25관, 심지어 30관에 이르는 개량 악기를 직접 고안하여 반음계와 전조의 벽을 허문 잠피르는, 오케스트라 사운드와 대등하게 겨루며 관악기의 표현 영역을 극대화했습니다. 카르파티아산맥의 능선을 타고 흐르는 투명한 바람처럼 공기의 질감을 온전히 담아낸 그의 주법은, 단순한 연주를 넘어 인간의 목소리보다 더 애절한 고백으로 다가옵니다. 흙과 호흡, 그리고 나무가 어우러져 만들어내는 이 울림은 당대 서구 팝 음악계에 신선한 충격이자 안식처를 선사했습니다.</w:t>
+      </w:r>
+    </w:p>
+    <w:p>
+      <w:pPr>
+        <w:spacing w:line="324" w:lineRule="auto" w:after="120"/>
+      </w:pPr>
+      <w:r>
+        <w:rPr w:rFonts="맑은 고딕">
+          <w:rFonts w:ascii="맑은 고딕" w:hAnsi="맑은 고딕" w:eastAsia="맑은 고딕"/>
+          <w:b w:val="0"/>
+          <w:sz w:val="21"/>
+        </w:rPr>
+        <w:t>세월이 흘러도 이 앨범이 퇴색되지 않는 까닭은 시대를 초월한 서정적 보편성에 있습니다. 도시 문명에 지친 현대인들에게 잠피르의 팬플루트는 태고의 순수함과 잃어버린 노스탤지어를 환기합니다. 영화 《원스 어폰 어 타임 인 아메리카》나 《피크닉 앳 행잉 록》 등에서 이미 전 세계인을 매혹시켰던 그 특유의 아련하고 신비로운 음색은 바이닐의 소리골을 통해 더욱 짙은 온기를 발산합니다. 이 음반은 단지 한 명의 기교파 연주자의 쇼케이스가 아니라, 한 예술가가 악기와 온전히 혼연일체가 되어 빚어낸 영혼의 풍경화이자, 듣는 이의 메마른 감성을 적셔주는 불멸의 음악적 축복입니다.</w:t>
       </w:r>
     </w:p>
     <w:p>
@@ -168,7 +187,7 @@
           <w:b w:val="0"/>
           <w:sz w:val="21"/>
         </w:rPr>
-        <w:t>1970~80년대 잠피르가 세계적인 명성을 떨치던 전성기에 필립스(Philips) 등 메이저 레이블을 통해 전 세계 음악 애호가들에게 팬플루트의 무한한 매력을 각인시키기 위해 기획·발매된 정규 앨범 및 기념비적 선집입니다.</w:t>
+        <w:t>1970~80년대 잠피르가 세계적인 명성을 구가하던 전성기에 필립스(Philips) 및 머큐리(Mercury) 레이블 등을 통해 다채롭게 선보인 그의 대표 명연 선집이자 정규 라이선스 앨범으로, 동구권 민속 음악의 정수와 클래시컬한 편곡이 완벽한 조화를 이룬 명반입니다.</w:t>
       </w:r>
     </w:p>
     <w:p>
@@ -199,7 +218,7 @@
           <w:b w:val="0"/>
           <w:sz w:val="21"/>
         </w:rPr>
-        <w:t>발매 직후 유럽 및 북미, 아시아 전역의 크로스오버 및 이지리스닝 차트 상위권을 장악하였으며, 전 세계 통산 수천만 장 이상의 경이적인 음반 판매고를 견인하는 데 결정적인 기여를 한 스테디셀러입니다.</w:t>
+        <w:t>발매 직후 유럽 각국의 이지리스닝 및 클래식 크로스오버 차트 상위권을 석권하였으며, 북미와 아시아 시장에서도 폭발적인 반응을 얻어 전 세계 수백만 장 이상의 누적 판매고를 기록하며 플래티넘 디스크를 달성했습니다.</w:t>
       </w:r>
     </w:p>
     <w:p>
@@ -230,7 +249,7 @@
           <w:b w:val="0"/>
           <w:sz w:val="21"/>
         </w:rPr>
-        <w:t>전 세계 120여 개 이상의 골드 및 플래티넘 레코드를 획득한 잠피르의 명성을 공고히 하였으며, 프랑스 디스크 그랑프리(Grand Prix du Disque)를 비롯한 다수의 권위 있는 음반상을 수상하며 예술성과 대중성을 동시에 공인받았습니다.</w:t>
+        <w:t>전 세계 120개 이상의 골드 및 플래티넘 레코드를 수상한 잠피르의 영예를 증명하는 앨범으로, 프랑스 샤를 크로 아카데미 음반상(Grand Prix du Disque)을 비롯한 다수의 권위 있는 유럽 음반상을 휩쓸며 예술성과 대중성을 동시에 공인받았습니다.</w:t>
       </w:r>
     </w:p>
     <w:p>
@@ -275,7 +294,7 @@
           <w:b w:val="0"/>
           <w:sz w:val="21"/>
         </w:rPr>
-        <w:t>루마니아 (Romania)</w:t>
+        <w:t>루마니아</w:t>
       </w:r>
     </w:p>
     <w:p>
@@ -337,7 +356,7 @@
           <w:b w:val="0"/>
           <w:sz w:val="21"/>
         </w:rPr>
-        <w:t>솔로 (오케스트라 및 다양한 실내악단과 협연)</w:t>
+        <w:t>솔로</w:t>
       </w:r>
     </w:p>
     <w:p>
@@ -368,7 +387,7 @@
           <w:b w:val="0"/>
           <w:sz w:val="21"/>
         </w:rPr>
-        <w:t>게오르게 잠피르는 전통 악기인 나이(Nai, 팬플루트)의 관 개수를 늘려 반음계 연주를 가능케 함으로써 민속 음악의 한계를 넘어 클래식과 팝, 영화음악을 아우르는 독보적인 음악 세계를 개척한 독보적 거장입니다. 대나무 관 속에 불어넣는 그의 유려한 비브라토와 처연한 음색은 현대 음악사에서 팬플루트라는 악기 자체와 동의어로 통용될 만큼 압도적인 위상을 지니고 있습니다.</w:t>
+        <w:t>게오르게 잠피르는 잊혀가던 루마니아의 전통 민속 악기 팬플루트(나이)를 현대 콘서트 무대의 독주 악기로 부활시킨 독보적인 마에스트로입니다. 클래식 음악 교육을 기반으로 악기 개량과 주법 혁신을 이룩하였으며, 민속음악, 클래식, 팝, 영화음악을 아우르는 방대한 음악적 스펙트럼으로 20세기 후반 월드뮤직과 크로스오버 장르를 개척한 거장으로 평가받습니다.</w:t>
       </w:r>
     </w:p>
     <w:p>
@@ -413,7 +432,7 @@
           <w:b w:val="0"/>
           <w:sz w:val="21"/>
         </w:rPr>
-        <w:t>본 앨범은 서양 고전음악의 형식미와 동유럽의 짙은 애수가 깃든 포크 감성이 가장 완벽한 조화를 이룬 크로스오버 역사의 기념비적 이정표입니다. 잠피르 이전까지는 변방의 소리로 여겨졌던 팬플루트를 오케스트라의 장엄한 현악과 완벽히 융합시킴으로써, 기악 연주 음반이 도달할 수 있는 가장 서정적인 완성도를 증명해 냈습니다.</w:t>
+        <w:t>대중음악사에서 포크 및 전통 민속 악기가 오케스트라 사운드와 결합하여 세계적인 팝-클래식 크로스오버로 승화될 수 있음을 증명한 기념비적 이정표입니다. 잠피르 이전까지 주변부에 머물던 에스닉한 관악기 사운드를 주류 음악계의 핵심 서정 코드로 격상시킨 역사적 완성도를 지닙니다.</w:t>
       </w:r>
     </w:p>
     <w:p>
@@ -444,7 +463,7 @@
           <w:b w:val="0"/>
           <w:sz w:val="21"/>
         </w:rPr>
-        <w:t>1970~80년대 격동과 산업화의 회색빛 일상을 살아가던 당시 청춘들에게 잠피르의 팬플루트 선율은 지친 심신을 누이는 절대적인 안식처였습니다. 라디오 심야 방송 시그널과 영화, 브라운관을 타고 흘러나오던 그의 처연하면서도 따뜻한 소리는, 국경과 이념을 넘어 고향을 잃어버린 현대인들의 향수를 달래주는 낭만적 피난처이자 서정의 공기 그 자체였습니다.</w:t>
+        <w:t>냉전의 장벽이 가로막혀 있던 1970~80년대, 동구권의 신비로운 정취를 담은 그의 연주는 서구 대중에게 깊은 해방감과 낭만을 선사했습니다. 특히 한국을 비롯한 전 세계의 라디오 시그널과 영화, 심야 음악 방송의 단골 배경음악으로 채택되며, 당시 고단한 산업화 시대를 살아가던 청춘들의 메마른 가슴을 어루만져 주었던 따스한 서정의 상징이었습니다.</w:t>
       </w:r>
     </w:p>
     <w:p>
@@ -489,7 +508,7 @@
           <w:b w:val="0"/>
           <w:sz w:val="21"/>
         </w:rPr>
-        <w:t>동유럽의 깊은 애환과 전원의 평온함을 노래하는 루마니아 전통 민요 편곡 곡들을 비롯해, 한 줄기 햇살처럼 찬란하게 부서지는 서정적인 소품들이 유려하게 펼쳐집니다. 공기를 머금은 듯 여리고 섬세하게 시작되어 가슴을 저미는 장엄한 클라이맥스로 치닫는 잠피르 특유의 다이내믹과 목가적인 멜로디 라인은 전 트랙에 걸쳐 감동의 긴 여운을 남깁니다.</w:t>
+        <w:t>루마니아 전통 민요의 애상을 바탕으로 인간 내면의 고독을 한 편의 시처럼 노래하는 'Doina de Jale', 잠피르 특유의 경쾌하고 눈부신 테크닉과 헝가리·집시 음악 특유의 에너지가 폭발하는 'Csárdás', 그리고 안식과 평화를 안겨주는 명상적인 트랙들이 앨범 전반에 걸쳐 유려하게 펼쳐지며 압도적인 서정성을 선사합니다.</w:t>
       </w:r>
     </w:p>
     <w:p>
@@ -520,7 +539,7 @@
           <w:b w:val="0"/>
           <w:sz w:val="21"/>
         </w:rPr>
-        <w:t>디지털 음원에서는 자칫 거칠게 깎여 나가기 쉬운 취구의 미세한 마찰음과 숨소리가 LP 특유의 두툼하고 따스한 아날로그 질감 속에서 생생한 온기로 되살아납니다. 진공관 앰프의 부드러운 배음과 포노 카트리지가 긁어내는 섬세한 결을 통해 감상할 때, 마치 리스닝 룸 가득 고요한 숲속의 안개가 밀려들고 연주자의 숨결이 눈앞에서 피어오르는 듯한 황홀한 현장감을 만끽할 수 있습니다.</w:t>
+        <w:t>팬플루트는 관을 통과하는 연주자의 '숨결(Air noise)'과 목판의 진동이 음악의 핵심입니다. 현대 디지털 음원이 다듬어버린 이 미세한 호흡의 질감은 오직 아날로그 LP의 소리골과 진공관 앰프를 통해 재생될 때 비로소 귓가에 살아 숨 쉬듯 전달됩니다. 턴테이블 바늘이 긁어내는 온화한 질감 속에서 공명하는 배음의 따스함을 음미해 보시길 권합니다.</w:t>
       </w:r>
     </w:p>
     <w:p>
@@ -551,7 +570,7 @@
           <w:b w:val="0"/>
           <w:sz w:val="21"/>
         </w:rPr>
-        <w:t>'팬플루트의 제왕'이라는 칭호가 결코 과장이 아님을 증명하는 이 음반은, 아날로그 기악 연주의 황금기를 소장하고자 하는 클래식 및 팝 애호가 모두에게 필수적인 명반입니다. 턴테이블 바늘 끝에서 피어나는 원초적 바람의 노래는 세월이 흘러도 변치 않는 영원한 울림을 선사하며, 컬렉터의 LP 선반 한구석을 가장 기품 있게 빛내줄 것입니다.</w:t>
+        <w:t>팬플루트라는 악기가 지닌 최정점의 예술성과 기교를 한 장의 LP로 가장 완벽하게 조망할 수 있는 필청 음반입니다. 디지털로는 결코 재현할 수 없는 자연주의적 음색과 아날로그 감성을 온전히 담고 있어, 클래식 애호가는 물론 감성적인 팝-월드뮤직 LP 컬렉터라면 반드시 턴테이블 곁에 비치해 두어야 할 영구 소장반입니다.</w:t>
       </w:r>
     </w:p>
     <w:p>
@@ -565,7 +584,7 @@
           <w:color w:val="4338CA"/>
           <w:sz w:val="21"/>
         </w:rPr>
-        <w:t>이 음반을 통해 대나무 관을 타고 흐르는 바람의 숨결이 영혼 깊은 곳으로 전해주는 감동을 다시 한번 경험해 보시는 것은 어떨까요?</w:t>
+        <w:t>이 음반을 통해 갈대 숲 사이로 스며드는 바람처럼 영혼을 어루만져 주는 팬플루트의 깊은 울림이 전해주는 감동을 다시 한번 경험해 보시는 것은 어떨까요?</w:t>
       </w:r>
     </w:p>
     <w:sectPr>
